--- a/tmp/docx-seed/commercial/quote-generic-es.docx
+++ b/tmp/docx-seed/commercial/quote-generic-es.docx
@@ -659,7 +659,18 @@
         <w:t xml:space="preserve">[[tax_rate]]</w:t>
       </w:r>
       <w:r>
-        <w:t xml:space="preserve">%: </w:t>
+        <w:t xml:space="preserve">% </w:t>
+      </w:r>
+      <w:r>
+        <w:rPr>
+          <w:b/>
+          <w:bCs/>
+          <w:color w:val="1D4ED8"/>
+        </w:rPr>
+        <w:t xml:space="preserve">[[tax_base]]</w:t>
+      </w:r>
+      <w:r>
+        <w:t xml:space="preserve">: </w:t>
       </w:r>
       <w:r>
         <w:rPr>
